--- a/backend/uaf_blank_set/27001/Initial Certification/Stage 1/FR.221_Certification_Agreement_R14&09.10.2025.docx
+++ b/backend/uaf_blank_set/27001/Initial Certification/Stage 1/FR.221_Certification_Agreement_R14&09.10.2025.docx
@@ -23695,6 +23695,16 @@
               <w:t>Sign:</w:t>
             </w:r>
           </w:p>
+          <w:p>
+            <w:r>
+              <w:rPr>
+                <w:i/>
+                <w:color w:val="B4B4B4"/>
+                <w:sz w:val="16"/>
+              </w:rPr>
+              <w:t>[SIG:CB_PLANNER]</w:t>
+            </w:r>
+          </w:p>
         </w:tc>
         <w:tc>
           <w:tcPr>
@@ -23720,6 +23730,16 @@
                 <w:lang w:val="en-GB"/>
               </w:rPr>
               <w:t>Sign:</w:t>
+            </w:r>
+          </w:p>
+          <w:p>
+            <w:r>
+              <w:rPr>
+                <w:i/>
+                <w:color w:val="B4B4B4"/>
+                <w:sz w:val="16"/>
+              </w:rPr>
+              <w:t>[SIG:CLIENT]</w:t>
             </w:r>
           </w:p>
         </w:tc>

--- a/backend/uaf_blank_set/27001/Initial Certification/Stage 1/FR.221_Certification_Agreement_R14&09.10.2025.docx
+++ b/backend/uaf_blank_set/27001/Initial Certification/Stage 1/FR.221_Certification_Agreement_R14&09.10.2025.docx
@@ -23702,7 +23702,7 @@
                 <w:color w:val="B4B4B4"/>
                 <w:sz w:val="16"/>
               </w:rPr>
-              <w:t>[SIG:CB_PLANNER]</w:t>
+              <w:t>[SIG:GM]</w:t>
             </w:r>
           </w:p>
         </w:tc>
